--- a/Etapa Construcción - Iteración 2/Diseño - Especificación de CUs ／ Casos de prueba/Especificacion CU21 Registrar tiempo manual - Kairos - NexTech.docx
+++ b/Etapa Construcción - Iteración 2/Diseño - Especificación de CUs ／ Casos de prueba/Especificacion CU21 Registrar tiempo manual - Kairos - NexTech.docx
@@ -132,7 +132,9 @@
         <w:rPr>
           <w:rFonts w:ascii="Cambria" w:cs="Cambria" w:eastAsia="Cambria" w:hAnsi="Cambria"/>
           <w:b w:val="0"/>
+          <w:bCs w:val="0"/>
           <w:i w:val="0"/>
+          <w:iCs w:val="0"/>
           <w:smallCaps w:val="0"/>
           <w:strike w:val="0"/>
           <w:color w:val="000000"/>
@@ -169,7 +171,9 @@
         <w:rPr>
           <w:rFonts w:ascii="Cambria" w:cs="Cambria" w:eastAsia="Cambria" w:hAnsi="Cambria"/>
           <w:b w:val="0"/>
+          <w:bCs w:val="0"/>
           <w:i w:val="0"/>
+          <w:iCs w:val="0"/>
           <w:smallCaps w:val="0"/>
           <w:strike w:val="0"/>
           <w:color w:val="000000"/>
@@ -206,7 +210,9 @@
         <w:rPr>
           <w:rFonts w:ascii="Cambria" w:cs="Cambria" w:eastAsia="Cambria" w:hAnsi="Cambria"/>
           <w:b w:val="0"/>
+          <w:bCs w:val="0"/>
           <w:i w:val="0"/>
+          <w:iCs w:val="0"/>
           <w:smallCaps w:val="0"/>
           <w:strike w:val="0"/>
           <w:color w:val="000000"/>
@@ -221,7 +227,9 @@
         <w:rPr>
           <w:rFonts w:ascii="Calibri" w:cs="Calibri" w:eastAsia="Calibri" w:hAnsi="Calibri"/>
           <w:b w:val="0"/>
+          <w:bCs w:val="0"/>
           <w:i w:val="0"/>
+          <w:iCs w:val="0"/>
           <w:smallCaps w:val="0"/>
           <w:strike w:val="0"/>
           <w:color w:val="000000"/>
@@ -341,7 +349,9 @@
         <w:rPr>
           <w:rFonts w:ascii="Calibri" w:cs="Calibri" w:eastAsia="Calibri" w:hAnsi="Calibri"/>
           <w:b w:val="0"/>
+          <w:bCs w:val="0"/>
           <w:i w:val="0"/>
+          <w:iCs w:val="0"/>
           <w:smallCaps w:val="0"/>
           <w:strike w:val="0"/>
           <w:color w:val="000000"/>
@@ -461,7 +471,9 @@
         <w:rPr>
           <w:rFonts w:ascii="Calibri" w:cs="Calibri" w:eastAsia="Calibri" w:hAnsi="Calibri"/>
           <w:b w:val="0"/>
+          <w:bCs w:val="0"/>
           <w:i w:val="0"/>
+          <w:iCs w:val="0"/>
           <w:smallCaps w:val="0"/>
           <w:strike w:val="0"/>
           <w:color w:val="000000"/>
@@ -581,7 +593,9 @@
         <w:rPr>
           <w:rFonts w:ascii="Calibri" w:cs="Calibri" w:eastAsia="Calibri" w:hAnsi="Calibri"/>
           <w:b w:val="0"/>
+          <w:bCs w:val="0"/>
           <w:i w:val="0"/>
+          <w:iCs w:val="0"/>
           <w:smallCaps w:val="0"/>
           <w:strike w:val="0"/>
           <w:color w:val="000000"/>
@@ -723,7 +737,9 @@
         <w:rPr>
           <w:rFonts w:ascii="Cambria" w:cs="Cambria" w:eastAsia="Cambria" w:hAnsi="Cambria"/>
           <w:b w:val="0"/>
+          <w:bCs w:val="0"/>
           <w:i w:val="0"/>
+          <w:iCs w:val="0"/>
           <w:smallCaps w:val="0"/>
           <w:strike w:val="0"/>
           <w:color w:val="000000"/>
@@ -769,7 +785,9 @@
         <w:rPr>
           <w:rFonts w:ascii="Cambria" w:cs="Cambria" w:eastAsia="Cambria" w:hAnsi="Cambria"/>
           <w:b w:val="0"/>
+          <w:bCs w:val="0"/>
           <w:i w:val="0"/>
+          <w:iCs w:val="0"/>
           <w:smallCaps w:val="0"/>
           <w:strike w:val="0"/>
           <w:color w:val="000000"/>
@@ -815,7 +833,9 @@
         <w:rPr>
           <w:rFonts w:ascii="Calibri" w:cs="Calibri" w:eastAsia="Calibri" w:hAnsi="Calibri"/>
           <w:b w:val="0"/>
+          <w:bCs w:val="0"/>
           <w:i w:val="0"/>
+          <w:iCs w:val="0"/>
           <w:smallCaps w:val="0"/>
           <w:strike w:val="0"/>
           <w:color w:val="000000"/>
@@ -852,7 +872,9 @@
         <w:rPr>
           <w:rFonts w:ascii="Calibri" w:cs="Calibri" w:eastAsia="Calibri" w:hAnsi="Calibri"/>
           <w:b w:val="0"/>
+          <w:bCs w:val="0"/>
           <w:i w:val="0"/>
+          <w:iCs w:val="0"/>
           <w:smallCaps w:val="0"/>
           <w:strike w:val="0"/>
           <w:color w:val="000000"/>
@@ -889,7 +911,9 @@
         <w:rPr>
           <w:rFonts w:ascii="Calibri" w:cs="Calibri" w:eastAsia="Calibri" w:hAnsi="Calibri"/>
           <w:b w:val="0"/>
+          <w:bCs w:val="0"/>
           <w:i w:val="0"/>
+          <w:iCs w:val="0"/>
           <w:smallCaps w:val="0"/>
           <w:strike w:val="0"/>
           <w:color w:val="000000"/>
@@ -926,7 +950,9 @@
         <w:rPr>
           <w:rFonts w:ascii="Calibri" w:cs="Calibri" w:eastAsia="Calibri" w:hAnsi="Calibri"/>
           <w:b w:val="0"/>
+          <w:bCs w:val="0"/>
           <w:i w:val="0"/>
+          <w:iCs w:val="0"/>
           <w:smallCaps w:val="0"/>
           <w:strike w:val="0"/>
           <w:color w:val="000000"/>
@@ -963,7 +989,9 @@
         <w:rPr>
           <w:rFonts w:ascii="Calibri" w:cs="Calibri" w:eastAsia="Calibri" w:hAnsi="Calibri"/>
           <w:b w:val="0"/>
+          <w:bCs w:val="0"/>
           <w:i w:val="0"/>
+          <w:iCs w:val="0"/>
           <w:smallCaps w:val="0"/>
           <w:strike w:val="0"/>
           <w:color w:val="000000"/>
@@ -984,7 +1012,9 @@
         <w:rPr>
           <w:rFonts w:ascii="Calibri" w:cs="Calibri" w:eastAsia="Calibri" w:hAnsi="Calibri"/>
           <w:b w:val="0"/>
+          <w:bCs w:val="0"/>
           <w:i w:val="0"/>
+          <w:iCs w:val="0"/>
           <w:smallCaps w:val="0"/>
           <w:strike w:val="0"/>
           <w:color w:val="000000"/>
@@ -1005,7 +1035,9 @@
         <w:rPr>
           <w:rFonts w:ascii="Calibri" w:cs="Calibri" w:eastAsia="Calibri" w:hAnsi="Calibri"/>
           <w:b w:val="0"/>
+          <w:bCs w:val="0"/>
           <w:i w:val="0"/>
+          <w:iCs w:val="0"/>
           <w:smallCaps w:val="0"/>
           <w:strike w:val="0"/>
           <w:color w:val="000000"/>
@@ -1062,7 +1094,9 @@
         <w:rPr>
           <w:rFonts w:ascii="Calibri" w:cs="Calibri" w:eastAsia="Calibri" w:hAnsi="Calibri"/>
           <w:b w:val="0"/>
+          <w:bCs w:val="0"/>
           <w:i w:val="1"/>
+          <w:iCs w:val="1"/>
           <w:smallCaps w:val="0"/>
           <w:strike w:val="0"/>
           <w:color w:val="548dd4"/>
@@ -1076,6 +1110,7 @@
       <w:r>
         <w:rPr>
           <w:i w:val="1"/>
+          <w:iCs w:val="1"/>
           <w:color w:val="548dd4"/>
         </w:rPr>
         <w:drawing>
@@ -1090,12 +1125,12 @@
             <wp:extent cx="1200150" cy="1200150"/>
             <wp:effectExtent b="0" l="0" r="0" t="0"/>
             <wp:wrapSquare wrapText="bothSides" distB="0" distT="0" distL="114300" distR="114300"/>
-            <wp:docPr descr="psi-negro.png" id="86" name="image2.png"/>
+            <wp:docPr descr="psi-negro.png" id="85" name="image3.png"/>
             <a:graphic>
               <a:graphicData uri="http://schemas.openxmlformats.org/drawingml/2006/picture">
                 <pic:pic>
                   <pic:nvPicPr>
-                    <pic:cNvPr descr="psi-negro.png" id="0" name="image2.png"/>
+                    <pic:cNvPr descr="psi-negro.png" id="0" name="image3.png"/>
                     <pic:cNvPicPr preferRelativeResize="0"/>
                   </pic:nvPicPr>
                   <pic:blipFill>
@@ -1123,7 +1158,9 @@
         <w:rPr>
           <w:rFonts w:ascii="Calibri" w:cs="Calibri" w:eastAsia="Calibri" w:hAnsi="Calibri"/>
           <w:b w:val="0"/>
+          <w:bCs w:val="0"/>
           <w:i w:val="1"/>
+          <w:iCs w:val="1"/>
           <w:smallCaps w:val="0"/>
           <w:strike w:val="0"/>
           <w:color w:val="548dd4"/>
@@ -1145,12 +1182,12 @@
             <wp:extent cx="1304925" cy="2019300"/>
             <wp:effectExtent b="0" l="0" r="0" t="0"/>
             <wp:wrapSquare wrapText="bothSides" distB="0" distT="0" distL="114300" distR="114300"/>
-            <wp:docPr descr="UNPA.JPG" id="87" name="image3.jpg"/>
+            <wp:docPr descr="UNPA.JPG" id="86" name="image2.jpg"/>
             <a:graphic>
               <a:graphicData uri="http://schemas.openxmlformats.org/drawingml/2006/picture">
                 <pic:pic>
                   <pic:nvPicPr>
-                    <pic:cNvPr descr="UNPA.JPG" id="0" name="image3.jpg"/>
+                    <pic:cNvPr descr="UNPA.JPG" id="0" name="image2.jpg"/>
                     <pic:cNvPicPr preferRelativeResize="0"/>
                   </pic:nvPicPr>
                   <pic:blipFill>
@@ -1206,7 +1243,9 @@
         <w:rPr>
           <w:rFonts w:ascii="Calibri" w:cs="Calibri" w:eastAsia="Calibri" w:hAnsi="Calibri"/>
           <w:b w:val="0"/>
+          <w:bCs w:val="0"/>
           <w:i w:val="1"/>
+          <w:iCs w:val="1"/>
           <w:smallCaps w:val="0"/>
           <w:strike w:val="0"/>
           <w:color w:val="000000"/>
@@ -1246,7 +1285,9 @@
         <w:rPr>
           <w:rFonts w:ascii="Cambria" w:cs="Cambria" w:eastAsia="Cambria" w:hAnsi="Cambria"/>
           <w:b w:val="1"/>
+          <w:bCs w:val="1"/>
           <w:i w:val="0"/>
+          <w:iCs w:val="0"/>
           <w:smallCaps w:val="0"/>
           <w:strike w:val="0"/>
           <w:color w:val="366091"/>
@@ -1261,7 +1302,9 @@
         <w:rPr>
           <w:rFonts w:ascii="Cambria" w:cs="Cambria" w:eastAsia="Cambria" w:hAnsi="Cambria"/>
           <w:b w:val="1"/>
+          <w:bCs w:val="1"/>
           <w:i w:val="0"/>
+          <w:iCs w:val="0"/>
           <w:smallCaps w:val="0"/>
           <w:strike w:val="0"/>
           <w:color w:val="366091"/>
@@ -1282,7 +1325,7 @@
     </w:p>
     <w:sdt>
       <w:sdtPr>
-        <w:id w:val="-656580763"/>
+        <w:id w:val="442397397"/>
         <w:docPartObj>
           <w:docPartGallery w:val="Table of Contents"/>
           <w:docPartUnique w:val="1"/>
@@ -1300,12 +1343,13 @@
             <w:rPr>
               <w:rFonts w:ascii="Arial" w:cs="Arial" w:eastAsia="Arial" w:hAnsi="Arial"/>
               <w:b w:val="1"/>
+              <w:bCs w:val="1"/>
               <w:i w:val="0"/>
+              <w:iCs w:val="0"/>
               <w:smallCaps w:val="0"/>
               <w:strike w:val="0"/>
-              <w:color w:val="000000"/>
-              <w:sz w:val="22"/>
-              <w:szCs w:val="22"/>
+              <w:sz w:val="24"/>
+              <w:szCs w:val="24"/>
               <w:u w:val="none"/>
               <w:shd w:fill="auto" w:val="clear"/>
               <w:vertAlign w:val="baseline"/>
@@ -1319,14 +1363,15 @@
           <w:hyperlink w:anchor="_heading=h.ncnjke955axu">
             <w:r>
               <w:rPr>
-                <w:rFonts w:ascii="Calibri" w:cs="Calibri" w:eastAsia="Calibri" w:hAnsi="Calibri"/>
+                <w:rFonts w:ascii="Arial" w:cs="Arial" w:eastAsia="Arial" w:hAnsi="Arial"/>
                 <w:b w:val="1"/>
+                <w:bCs w:val="1"/>
                 <w:i w:val="0"/>
+                <w:iCs w:val="0"/>
                 <w:smallCaps w:val="0"/>
                 <w:strike w:val="0"/>
-                <w:color w:val="366091"/>
-                <w:sz w:val="22"/>
-                <w:szCs w:val="22"/>
+                <w:sz w:val="24"/>
+                <w:szCs w:val="24"/>
                 <w:u w:val="none"/>
                 <w:shd w:fill="auto" w:val="clear"/>
                 <w:vertAlign w:val="baseline"/>
@@ -1354,12 +1399,13 @@
             <w:rPr>
               <w:rFonts w:ascii="Arial" w:cs="Arial" w:eastAsia="Arial" w:hAnsi="Arial"/>
               <w:b w:val="1"/>
+              <w:bCs w:val="1"/>
               <w:i w:val="0"/>
+              <w:iCs w:val="0"/>
               <w:smallCaps w:val="0"/>
               <w:strike w:val="0"/>
-              <w:color w:val="000000"/>
-              <w:sz w:val="22"/>
-              <w:szCs w:val="22"/>
+              <w:sz w:val="24"/>
+              <w:szCs w:val="24"/>
               <w:u w:val="none"/>
               <w:shd w:fill="auto" w:val="clear"/>
               <w:vertAlign w:val="baseline"/>
@@ -1368,14 +1414,15 @@
           <w:hyperlink w:anchor="_heading=h.8606iud146lw">
             <w:r>
               <w:rPr>
-                <w:rFonts w:ascii="Calibri" w:cs="Calibri" w:eastAsia="Calibri" w:hAnsi="Calibri"/>
+                <w:rFonts w:ascii="Arial" w:cs="Arial" w:eastAsia="Arial" w:hAnsi="Arial"/>
                 <w:b w:val="1"/>
+                <w:bCs w:val="1"/>
                 <w:i w:val="0"/>
+                <w:iCs w:val="0"/>
                 <w:smallCaps w:val="0"/>
                 <w:strike w:val="0"/>
-                <w:color w:val="366091"/>
-                <w:sz w:val="22"/>
-                <w:szCs w:val="22"/>
+                <w:sz w:val="24"/>
+                <w:szCs w:val="24"/>
                 <w:u w:val="none"/>
                 <w:shd w:fill="auto" w:val="clear"/>
                 <w:vertAlign w:val="baseline"/>
@@ -1860,7 +1907,7 @@
     <w:sdt>
       <w:sdtPr>
         <w:lock w:val="contentLocked"/>
-        <w:id w:val="-1593232826"/>
+        <w:id w:val="-1567131987"/>
         <w:tag w:val="goog_rdk_0"/>
       </w:sdtPr>
       <w:sdtContent>
@@ -2567,24 +2614,7 @@
                     <w:rFonts w:ascii="Arial" w:cs="Arial" w:eastAsia="Arial" w:hAnsi="Arial"/>
                     <w:rtl w:val="0"/>
                   </w:rPr>
-                  <w:t xml:space="preserve">.</w:t>
-                </w:r>
-              </w:p>
-              <w:p>
-                <w:pPr>
-                  <w:widowControl w:val="0"/>
-                  <w:spacing w:before="0" w:line="240" w:lineRule="auto"/>
-                  <w:ind w:left="0"/>
-                  <w:rPr>
-                    <w:rFonts w:ascii="Arial" w:cs="Arial" w:eastAsia="Arial" w:hAnsi="Arial"/>
-                  </w:rPr>
-                </w:pPr>
-                <w:r>
-                  <w:rPr>
-                    <w:rFonts w:ascii="Arial" w:cs="Arial" w:eastAsia="Arial" w:hAnsi="Arial"/>
-                    <w:rtl w:val="0"/>
-                  </w:rPr>
-                  <w:t xml:space="preserve">El </w:t>
+                  <w:t xml:space="preserve">. El </w:t>
                 </w:r>
                 <w:r>
                   <w:rPr>
@@ -2730,14 +2760,14 @@
                     <w:u w:val="single"/>
                     <w:rtl w:val="0"/>
                   </w:rPr>
-                  <w:t xml:space="preserve">PantallaTiempos </w:t>
-                </w:r>
-                <w:r>
-                  <w:rPr>
-                    <w:rFonts w:ascii="Arial" w:cs="Arial" w:eastAsia="Arial" w:hAnsi="Arial"/>
-                    <w:rtl w:val="0"/>
-                  </w:rPr>
-                  <w:t xml:space="preserve">solicita desplegar </w:t>
+                  <w:t xml:space="preserve">PantallaTiempos</w:t>
+                </w:r>
+                <w:r>
+                  <w:rPr>
+                    <w:rFonts w:ascii="Arial" w:cs="Arial" w:eastAsia="Arial" w:hAnsi="Arial"/>
+                    <w:rtl w:val="0"/>
+                  </w:rPr>
+                  <w:t xml:space="preserve"> envía el evento a la InterfazUsuario. La </w:t>
                 </w:r>
                 <w:r>
                   <w:rPr>
@@ -2745,14 +2775,14 @@
                     <w:u w:val="single"/>
                     <w:rtl w:val="0"/>
                   </w:rPr>
-                  <w:t xml:space="preserve">PantallaRegistroManual </w:t>
-                </w:r>
-                <w:r>
-                  <w:rPr>
-                    <w:rFonts w:ascii="Arial" w:cs="Arial" w:eastAsia="Arial" w:hAnsi="Arial"/>
-                    <w:rtl w:val="0"/>
-                  </w:rPr>
-                  <w:t xml:space="preserve">a </w:t>
+                  <w:t xml:space="preserve">InterfazUsuario</w:t>
+                </w:r>
+                <w:r>
+                  <w:rPr>
+                    <w:rFonts w:ascii="Arial" w:cs="Arial" w:eastAsia="Arial" w:hAnsi="Arial"/>
+                    <w:rtl w:val="0"/>
+                  </w:rPr>
+                  <w:t xml:space="preserve"> solicita desplegar </w:t>
                 </w:r>
                 <w:r>
                   <w:rPr>
@@ -2760,7 +2790,7 @@
                     <w:u w:val="single"/>
                     <w:rtl w:val="0"/>
                   </w:rPr>
-                  <w:t xml:space="preserve">InterfazUsuario</w:t>
+                  <w:t xml:space="preserve">PantallaRegistroManual</w:t>
                 </w:r>
                 <w:r>
                   <w:rPr>
@@ -2892,7 +2922,7 @@
                     <w:rFonts w:ascii="Arial" w:cs="Arial" w:eastAsia="Arial" w:hAnsi="Arial"/>
                     <w:rtl w:val="0"/>
                   </w:rPr>
-                  <w:t xml:space="preserve">envía el evento a </w:t>
+                  <w:t xml:space="preserve">envía el evento a la </w:t>
                 </w:r>
                 <w:r>
                   <w:rPr>
@@ -2900,7 +2930,67 @@
                     <w:u w:val="single"/>
                     <w:rtl w:val="0"/>
                   </w:rPr>
+                  <w:t xml:space="preserve">InterfazUsuario</w:t>
+                </w:r>
+                <w:r>
+                  <w:rPr>
+                    <w:rFonts w:ascii="Arial" w:cs="Arial" w:eastAsia="Arial" w:hAnsi="Arial"/>
+                    <w:rtl w:val="0"/>
+                  </w:rPr>
+                  <w:t xml:space="preserve">. La </w:t>
+                </w:r>
+                <w:r>
+                  <w:rPr>
+                    <w:rFonts w:ascii="Arial" w:cs="Arial" w:eastAsia="Arial" w:hAnsi="Arial"/>
+                    <w:u w:val="single"/>
+                    <w:rtl w:val="0"/>
+                  </w:rPr>
+                  <w:t xml:space="preserve">InterfazUsuario</w:t>
+                </w:r>
+                <w:r>
+                  <w:rPr>
+                    <w:rFonts w:ascii="Arial" w:cs="Arial" w:eastAsia="Arial" w:hAnsi="Arial"/>
+                    <w:rtl w:val="0"/>
+                  </w:rPr>
+                  <w:t xml:space="preserve"> envía la solicitud al </w:t>
+                </w:r>
+                <w:r>
+                  <w:rPr>
+                    <w:rFonts w:ascii="Arial" w:cs="Arial" w:eastAsia="Arial" w:hAnsi="Arial"/>
+                    <w:u w:val="single"/>
+                    <w:rtl w:val="0"/>
+                  </w:rPr>
                   <w:t xml:space="preserve">ManejadorTarea</w:t>
+                </w:r>
+                <w:r>
+                  <w:rPr>
+                    <w:rFonts w:ascii="Arial" w:cs="Arial" w:eastAsia="Arial" w:hAnsi="Arial"/>
+                    <w:rtl w:val="0"/>
+                  </w:rPr>
+                  <w:t xml:space="preserve">. El </w:t>
+                </w:r>
+                <w:r>
+                  <w:rPr>
+                    <w:rFonts w:ascii="Arial" w:cs="Arial" w:eastAsia="Arial" w:hAnsi="Arial"/>
+                    <w:u w:val="single"/>
+                    <w:rtl w:val="0"/>
+                  </w:rPr>
+                  <w:t xml:space="preserve">ManejadorTarea</w:t>
+                </w:r>
+                <w:r>
+                  <w:rPr>
+                    <w:rFonts w:ascii="Arial" w:cs="Arial" w:eastAsia="Arial" w:hAnsi="Arial"/>
+                    <w:rtl w:val="0"/>
+                  </w:rPr>
+                  <w:t xml:space="preserve"> solicita verificar el estado de la tarea a la entidad </w:t>
+                </w:r>
+                <w:r>
+                  <w:rPr>
+                    <w:rFonts w:ascii="Arial" w:cs="Arial" w:eastAsia="Arial" w:hAnsi="Arial"/>
+                    <w:u w:val="single"/>
+                    <w:rtl w:val="0"/>
+                  </w:rPr>
+                  <w:t xml:space="preserve">Tarea</w:t>
                 </w:r>
                 <w:r>
                   <w:rPr>
@@ -3000,7 +3090,7 @@
                     <w:rFonts w:ascii="Arial" w:cs="Arial" w:eastAsia="Arial" w:hAnsi="Arial"/>
                     <w:rtl w:val="0"/>
                   </w:rPr>
-                  <w:t xml:space="preserve">El actor ingresa el tiempo invertido en la tarea y la fecha.</w:t>
+                  <w:t xml:space="preserve">Si la tarea se encuentra en estado válido, el actor ingresa el tiempo invertido en la tarea y la fecha.</w:t>
                 </w:r>
               </w:p>
               <w:p>
@@ -3017,24 +3107,7 @@
                     <w:rFonts w:ascii="Arial" w:cs="Arial" w:eastAsia="Arial" w:hAnsi="Arial"/>
                     <w:rtl w:val="0"/>
                   </w:rPr>
-                  <w:t xml:space="preserve">El actor selecciona la opción “Registrar Tiempo”</w:t>
-                </w:r>
-              </w:p>
-              <w:p>
-                <w:pPr>
-                  <w:widowControl w:val="0"/>
-                  <w:spacing w:before="0" w:line="240" w:lineRule="auto"/>
-                  <w:ind w:left="0"/>
-                  <w:rPr>
-                    <w:rFonts w:ascii="Arial" w:cs="Arial" w:eastAsia="Arial" w:hAnsi="Arial"/>
-                  </w:rPr>
-                </w:pPr>
-                <w:r>
-                  <w:rPr>
-                    <w:rFonts w:ascii="Arial" w:cs="Arial" w:eastAsia="Arial" w:hAnsi="Arial"/>
-                    <w:rtl w:val="0"/>
-                  </w:rPr>
-                  <w:t xml:space="preserve">El </w:t>
+                  <w:t xml:space="preserve">La </w:t>
                 </w:r>
                 <w:r>
                   <w:rPr>
@@ -3042,14 +3115,14 @@
                     <w:u w:val="single"/>
                     <w:rtl w:val="0"/>
                   </w:rPr>
-                  <w:t xml:space="preserve">ManejadorTarea </w:t>
-                </w:r>
-                <w:r>
-                  <w:rPr>
-                    <w:rFonts w:ascii="Arial" w:cs="Arial" w:eastAsia="Arial" w:hAnsi="Arial"/>
-                    <w:rtl w:val="0"/>
-                  </w:rPr>
-                  <w:t xml:space="preserve">envía la solicitud a </w:t>
+                  <w:t xml:space="preserve">PantallaRegistroManual</w:t>
+                </w:r>
+                <w:r>
+                  <w:rPr>
+                    <w:rFonts w:ascii="Arial" w:cs="Arial" w:eastAsia="Arial" w:hAnsi="Arial"/>
+                    <w:rtl w:val="0"/>
+                  </w:rPr>
+                  <w:t xml:space="preserve"> envía el evento registrarTiempoManual a la </w:t>
                 </w:r>
                 <w:r>
                   <w:rPr>
@@ -3057,6 +3130,81 @@
                     <w:u w:val="single"/>
                     <w:rtl w:val="0"/>
                   </w:rPr>
+                  <w:t xml:space="preserve">InterfazUsuario</w:t>
+                </w:r>
+                <w:r>
+                  <w:rPr>
+                    <w:rFonts w:ascii="Arial" w:cs="Arial" w:eastAsia="Arial" w:hAnsi="Arial"/>
+                    <w:rtl w:val="0"/>
+                  </w:rPr>
+                  <w:t xml:space="preserve">. La </w:t>
+                </w:r>
+                <w:r>
+                  <w:rPr>
+                    <w:rFonts w:ascii="Arial" w:cs="Arial" w:eastAsia="Arial" w:hAnsi="Arial"/>
+                    <w:u w:val="single"/>
+                    <w:rtl w:val="0"/>
+                  </w:rPr>
+                  <w:t xml:space="preserve">InterfazUsuario</w:t>
+                </w:r>
+                <w:r>
+                  <w:rPr>
+                    <w:rFonts w:ascii="Arial" w:cs="Arial" w:eastAsia="Arial" w:hAnsi="Arial"/>
+                    <w:rtl w:val="0"/>
+                  </w:rPr>
+                  <w:t xml:space="preserve"> envía el evento al </w:t>
+                </w:r>
+                <w:r>
+                  <w:rPr>
+                    <w:rFonts w:ascii="Arial" w:cs="Arial" w:eastAsia="Arial" w:hAnsi="Arial"/>
+                    <w:u w:val="single"/>
+                    <w:rtl w:val="0"/>
+                  </w:rPr>
+                  <w:t xml:space="preserve">ManejadorTarea</w:t>
+                </w:r>
+                <w:r>
+                  <w:rPr>
+                    <w:rFonts w:ascii="Arial" w:cs="Arial" w:eastAsia="Arial" w:hAnsi="Arial"/>
+                    <w:rtl w:val="0"/>
+                  </w:rPr>
+                  <w:t xml:space="preserve">. El </w:t>
+                </w:r>
+                <w:r>
+                  <w:rPr>
+                    <w:rFonts w:ascii="Arial" w:cs="Arial" w:eastAsia="Arial" w:hAnsi="Arial"/>
+                    <w:u w:val="single"/>
+                    <w:rtl w:val="0"/>
+                  </w:rPr>
+                  <w:t xml:space="preserve">ManejadorTarea</w:t>
+                </w:r>
+                <w:r>
+                  <w:rPr>
+                    <w:rFonts w:ascii="Arial" w:cs="Arial" w:eastAsia="Arial" w:hAnsi="Arial"/>
+                    <w:rtl w:val="0"/>
+                  </w:rPr>
+                  <w:t xml:space="preserve"> crea un </w:t>
+                </w:r>
+                <w:r>
+                  <w:rPr>
+                    <w:rFonts w:ascii="Arial" w:cs="Arial" w:eastAsia="Arial" w:hAnsi="Arial"/>
+                    <w:u w:val="single"/>
+                    <w:rtl w:val="0"/>
+                  </w:rPr>
+                  <w:t xml:space="preserve">RegistroTiempo</w:t>
+                </w:r>
+                <w:r>
+                  <w:rPr>
+                    <w:rFonts w:ascii="Arial" w:cs="Arial" w:eastAsia="Arial" w:hAnsi="Arial"/>
+                    <w:rtl w:val="0"/>
+                  </w:rPr>
+                  <w:t xml:space="preserve"> con la información ingresada y solicita a la </w:t>
+                </w:r>
+                <w:r>
+                  <w:rPr>
+                    <w:rFonts w:ascii="Arial" w:cs="Arial" w:eastAsia="Arial" w:hAnsi="Arial"/>
+                    <w:u w:val="single"/>
+                    <w:rtl w:val="0"/>
+                  </w:rPr>
                   <w:t xml:space="preserve">InterfazBDD</w:t>
                 </w:r>
                 <w:r>
@@ -3064,7 +3212,7 @@
                     <w:rFonts w:ascii="Arial" w:cs="Arial" w:eastAsia="Arial" w:hAnsi="Arial"/>
                     <w:rtl w:val="0"/>
                   </w:rPr>
-                  <w:t xml:space="preserve">. La </w:t>
+                  <w:t xml:space="preserve"> guardar el registro. La </w:t>
                 </w:r>
                 <w:r>
                   <w:rPr>
@@ -3072,14 +3220,14 @@
                     <w:u w:val="single"/>
                     <w:rtl w:val="0"/>
                   </w:rPr>
-                  <w:t xml:space="preserve">InterfazBDD </w:t>
-                </w:r>
-                <w:r>
-                  <w:rPr>
-                    <w:rFonts w:ascii="Arial" w:cs="Arial" w:eastAsia="Arial" w:hAnsi="Arial"/>
-                    <w:rtl w:val="0"/>
-                  </w:rPr>
-                  <w:t xml:space="preserve">envía la solicitud a la BDD y ésta valida la petición, cambiando el estado de la tarea.</w:t>
+                  <w:t xml:space="preserve">InterfazBDD</w:t>
+                </w:r>
+                <w:r>
+                  <w:rPr>
+                    <w:rFonts w:ascii="Arial" w:cs="Arial" w:eastAsia="Arial" w:hAnsi="Arial"/>
+                    <w:rtl w:val="0"/>
+                  </w:rPr>
+                  <w:t xml:space="preserve"> envía la información a la BDD, donde se almacena el registro de tiempo.</w:t>
                 </w:r>
               </w:p>
             </w:tc>
@@ -3238,14 +3386,14 @@
                     <w:u w:val="single"/>
                     <w:rtl w:val="0"/>
                   </w:rPr>
-                  <w:t xml:space="preserve">La BDD detecta que la tarea sobre la que se solicita registrar tiempo se encuentra con el estado ‘finalizado’</w:t>
-                </w:r>
-                <w:r>
-                  <w:rPr>
-                    <w:rFonts w:ascii="Arial" w:cs="Arial" w:eastAsia="Arial" w:hAnsi="Arial"/>
-                    <w:rtl w:val="0"/>
-                  </w:rPr>
-                  <w:t xml:space="preserve">: La BDD envía un mensaje de error a la </w:t>
+                  <w:t xml:space="preserve">La tarea sobre la que se solicita registrar tiempo se encuentra con el estado “finalizado”</w:t>
+                </w:r>
+                <w:r>
+                  <w:rPr>
+                    <w:rFonts w:ascii="Arial" w:cs="Arial" w:eastAsia="Arial" w:hAnsi="Arial"/>
+                    <w:rtl w:val="0"/>
+                  </w:rPr>
+                  <w:t xml:space="preserve">: La entidad </w:t>
                 </w:r>
                 <w:r>
                   <w:rPr>
@@ -3253,7 +3401,52 @@
                     <w:u w:val="single"/>
                     <w:rtl w:val="0"/>
                   </w:rPr>
-                  <w:t xml:space="preserve">InterfazBDD</w:t>
+                  <w:t xml:space="preserve">Tarea</w:t>
+                </w:r>
+                <w:r>
+                  <w:rPr>
+                    <w:rFonts w:ascii="Arial" w:cs="Arial" w:eastAsia="Arial" w:hAnsi="Arial"/>
+                    <w:rtl w:val="0"/>
+                  </w:rPr>
+                  <w:t xml:space="preserve"> envía un mensaje de error al </w:t>
+                </w:r>
+                <w:r>
+                  <w:rPr>
+                    <w:rFonts w:ascii="Arial" w:cs="Arial" w:eastAsia="Arial" w:hAnsi="Arial"/>
+                    <w:u w:val="single"/>
+                    <w:rtl w:val="0"/>
+                  </w:rPr>
+                  <w:t xml:space="preserve">ManejadorTarea</w:t>
+                </w:r>
+                <w:r>
+                  <w:rPr>
+                    <w:rFonts w:ascii="Arial" w:cs="Arial" w:eastAsia="Arial" w:hAnsi="Arial"/>
+                    <w:rtl w:val="0"/>
+                  </w:rPr>
+                  <w:t xml:space="preserve">. El </w:t>
+                </w:r>
+                <w:r>
+                  <w:rPr>
+                    <w:rFonts w:ascii="Arial" w:cs="Arial" w:eastAsia="Arial" w:hAnsi="Arial"/>
+                    <w:u w:val="single"/>
+                    <w:rtl w:val="0"/>
+                  </w:rPr>
+                  <w:t xml:space="preserve">ManejadorTarea</w:t>
+                </w:r>
+                <w:r>
+                  <w:rPr>
+                    <w:rFonts w:ascii="Arial" w:cs="Arial" w:eastAsia="Arial" w:hAnsi="Arial"/>
+                    <w:rtl w:val="0"/>
+                  </w:rPr>
+                  <w:t xml:space="preserve"> envía el mensaje a la </w:t>
+                </w:r>
+                <w:r>
+                  <w:rPr>
+                    <w:rFonts w:ascii="Arial" w:cs="Arial" w:eastAsia="Arial" w:hAnsi="Arial"/>
+                    <w:u w:val="single"/>
+                    <w:rtl w:val="0"/>
+                  </w:rPr>
+                  <w:t xml:space="preserve">InterfazUsuario</w:t>
                 </w:r>
                 <w:r>
                   <w:rPr>
@@ -3268,14 +3461,14 @@
                     <w:u w:val="single"/>
                     <w:rtl w:val="0"/>
                   </w:rPr>
-                  <w:t xml:space="preserve">InterfazBDD </w:t>
-                </w:r>
-                <w:r>
-                  <w:rPr>
-                    <w:rFonts w:ascii="Arial" w:cs="Arial" w:eastAsia="Arial" w:hAnsi="Arial"/>
-                    <w:rtl w:val="0"/>
-                  </w:rPr>
-                  <w:t xml:space="preserve">envía el mensaje a la </w:t>
+                  <w:t xml:space="preserve">InterfazUsuario</w:t>
+                </w:r>
+                <w:r>
+                  <w:rPr>
+                    <w:rFonts w:ascii="Arial" w:cs="Arial" w:eastAsia="Arial" w:hAnsi="Arial"/>
+                    <w:rtl w:val="0"/>
+                  </w:rPr>
+                  <w:t xml:space="preserve"> envía el mensaje a la </w:t>
                 </w:r>
                 <w:r>
                   <w:rPr>
@@ -3283,14 +3476,14 @@
                     <w:u w:val="single"/>
                     <w:rtl w:val="0"/>
                   </w:rPr>
-                  <w:t xml:space="preserve">InterfazUsuario</w:t>
-                </w:r>
-                <w:r>
-                  <w:rPr>
-                    <w:rFonts w:ascii="Arial" w:cs="Arial" w:eastAsia="Arial" w:hAnsi="Arial"/>
-                    <w:rtl w:val="0"/>
-                  </w:rPr>
-                  <w:t xml:space="preserve">. La </w:t>
+                  <w:t xml:space="preserve">PantallaRegistroManual</w:t>
+                </w:r>
+                <w:r>
+                  <w:rPr>
+                    <w:rFonts w:ascii="Arial" w:cs="Arial" w:eastAsia="Arial" w:hAnsi="Arial"/>
+                    <w:rtl w:val="0"/>
+                  </w:rPr>
+                  <w:t xml:space="preserve">. En la </w:t>
                 </w:r>
                 <w:r>
                   <w:rPr>
@@ -3298,44 +3491,51 @@
                     <w:u w:val="single"/>
                     <w:rtl w:val="0"/>
                   </w:rPr>
-                  <w:t xml:space="preserve">InterfazUsuario </w:t>
-                </w:r>
-                <w:r>
-                  <w:rPr>
-                    <w:rFonts w:ascii="Arial" w:cs="Arial" w:eastAsia="Arial" w:hAnsi="Arial"/>
-                    <w:rtl w:val="0"/>
-                  </w:rPr>
-                  <w:t xml:space="preserve">envía el mensaje a la </w:t>
-                </w:r>
-                <w:r>
-                  <w:rPr>
-                    <w:rFonts w:ascii="Arial" w:cs="Arial" w:eastAsia="Arial" w:hAnsi="Arial"/>
-                    <w:u w:val="single"/>
-                    <w:rtl w:val="0"/>
-                  </w:rPr>
-                  <w:t xml:space="preserve">PantallaTiempos</w:t>
-                </w:r>
-                <w:r>
-                  <w:rPr>
-                    <w:rFonts w:ascii="Arial" w:cs="Arial" w:eastAsia="Arial" w:hAnsi="Arial"/>
-                    <w:rtl w:val="0"/>
-                  </w:rPr>
-                  <w:t xml:space="preserve">. En la </w:t>
-                </w:r>
-                <w:r>
-                  <w:rPr>
-                    <w:rFonts w:ascii="Arial" w:cs="Arial" w:eastAsia="Arial" w:hAnsi="Arial"/>
-                    <w:u w:val="single"/>
-                    <w:rtl w:val="0"/>
-                  </w:rPr>
-                  <w:t xml:space="preserve">PantallaTiempos </w:t>
-                </w:r>
-                <w:r>
-                  <w:rPr>
-                    <w:rFonts w:ascii="Arial" w:cs="Arial" w:eastAsia="Arial" w:hAnsi="Arial"/>
-                    <w:rtl w:val="0"/>
-                  </w:rPr>
-                  <w:t xml:space="preserve">se muestra el mensaje de error. Continúa en el CU21, paso 3.</w:t>
+                  <w:t xml:space="preserve">PantallaRegistroManual</w:t>
+                </w:r>
+                <w:r>
+                  <w:rPr>
+                    <w:rFonts w:ascii="Arial" w:cs="Arial" w:eastAsia="Arial" w:hAnsi="Arial"/>
+                    <w:rtl w:val="0"/>
+                  </w:rPr>
+                  <w:t xml:space="preserve"> se muestra el mensaje de error.</w:t>
+                </w:r>
+              </w:p>
+              <w:p>
+                <w:pPr>
+                  <w:widowControl w:val="0"/>
+                  <w:spacing w:before="0" w:line="240" w:lineRule="auto"/>
+                  <w:ind w:left="0"/>
+                  <w:rPr>
+                    <w:rFonts w:ascii="Arial" w:cs="Arial" w:eastAsia="Arial" w:hAnsi="Arial"/>
+                  </w:rPr>
+                </w:pPr>
+                <w:r>
+                  <w:rPr>
+                    <w:rtl w:val="0"/>
+                  </w:rPr>
+                </w:r>
+              </w:p>
+              <w:p>
+                <w:pPr>
+                  <w:widowControl w:val="0"/>
+                  <w:spacing w:before="0" w:line="240" w:lineRule="auto"/>
+                  <w:ind w:left="0"/>
+                  <w:rPr>
+                    <w:rFonts w:ascii="Arial" w:cs="Arial" w:eastAsia="Arial" w:hAnsi="Arial"/>
+                  </w:rPr>
+                </w:pPr>
+                <w:r>
+                  <w:rPr>
+                    <w:rFonts w:ascii="Arial" w:cs="Arial" w:eastAsia="Arial" w:hAnsi="Arial"/>
+                    <w:rtl w:val="0"/>
+                  </w:rPr>
+                  <w:t xml:space="preserve">Continúa en el CU21, paso 4.</w:t>
+                </w:r>
+                <w:r>
+                  <w:rPr>
+                    <w:rtl w:val="0"/>
+                  </w:rPr>
                 </w:r>
               </w:p>
             </w:tc>
@@ -3349,6 +3549,7 @@
         <w:ind w:left="0"/>
         <w:rPr>
           <w:i w:val="1"/>
+          <w:iCs w:val="1"/>
           <w:color w:val="548dd4"/>
         </w:rPr>
       </w:pPr>
@@ -3387,19 +3588,21 @@
         <w:jc w:val="center"/>
         <w:rPr>
           <w:i w:val="1"/>
+          <w:iCs w:val="1"/>
           <w:color w:val="548dd4"/>
         </w:rPr>
       </w:pPr>
       <w:r>
         <w:rPr>
           <w:i w:val="1"/>
+          <w:iCs w:val="1"/>
           <w:color w:val="548dd4"/>
         </w:rPr>
         <w:drawing>
           <wp:inline distB="114300" distT="114300" distL="114300" distR="114300">
-            <wp:extent cx="5399730" cy="3860800"/>
+            <wp:extent cx="5399730" cy="3200400"/>
             <wp:effectExtent b="0" l="0" r="0" t="0"/>
-            <wp:docPr id="83" name="image4.png"/>
+            <wp:docPr id="87" name="image4.png"/>
             <a:graphic>
               <a:graphicData uri="http://schemas.openxmlformats.org/drawingml/2006/picture">
                 <pic:pic>
@@ -3409,7 +3612,7 @@
                   </pic:nvPicPr>
                   <pic:blipFill>
                     <a:blip r:embed="rId10"/>
-                    <a:srcRect b="0" l="0" r="0" t="3182"/>
+                    <a:srcRect b="0" l="0" r="0" t="0"/>
                     <a:stretch>
                       <a:fillRect/>
                     </a:stretch>
@@ -3417,7 +3620,7 @@
                   <pic:spPr>
                     <a:xfrm>
                       <a:off x="0" y="0"/>
-                      <a:ext cx="5399730" cy="3860800"/>
+                      <a:ext cx="5399730" cy="3200400"/>
                     </a:xfrm>
                     <a:prstGeom prst="rect"/>
                     <a:ln/>
@@ -3470,7 +3673,9 @@
         <w:rPr>
           <w:rFonts w:ascii="Calibri" w:cs="Calibri" w:eastAsia="Calibri" w:hAnsi="Calibri"/>
           <w:b w:val="0"/>
+          <w:bCs w:val="0"/>
           <w:i w:val="1"/>
+          <w:iCs w:val="1"/>
           <w:smallCaps w:val="0"/>
           <w:strike w:val="0"/>
           <w:color w:val="548dd4"/>
@@ -3485,7 +3690,9 @@
         <w:rPr>
           <w:rFonts w:ascii="Calibri" w:cs="Calibri" w:eastAsia="Calibri" w:hAnsi="Calibri"/>
           <w:b w:val="0"/>
+          <w:bCs w:val="0"/>
           <w:i w:val="1"/>
+          <w:iCs w:val="1"/>
           <w:smallCaps w:val="0"/>
           <w:strike w:val="0"/>
           <w:color w:val="548dd4"/>
@@ -3522,7 +3729,9 @@
         <w:rPr>
           <w:rFonts w:ascii="Calibri" w:cs="Calibri" w:eastAsia="Calibri" w:hAnsi="Calibri"/>
           <w:b w:val="0"/>
+          <w:bCs w:val="0"/>
           <w:i w:val="1"/>
+          <w:iCs w:val="1"/>
           <w:smallCaps w:val="0"/>
           <w:strike w:val="0"/>
           <w:color w:val="548dd4"/>
@@ -3562,7 +3771,9 @@
         <w:rPr>
           <w:rFonts w:ascii="Calibri" w:cs="Calibri" w:eastAsia="Calibri" w:hAnsi="Calibri"/>
           <w:b w:val="0"/>
+          <w:bCs w:val="0"/>
           <w:i w:val="1"/>
+          <w:iCs w:val="1"/>
           <w:smallCaps w:val="0"/>
           <w:strike w:val="0"/>
           <w:color w:val="548dd4"/>
@@ -3602,7 +3813,9 @@
         <w:rPr>
           <w:rFonts w:ascii="Calibri" w:cs="Calibri" w:eastAsia="Calibri" w:hAnsi="Calibri"/>
           <w:b w:val="0"/>
+          <w:bCs w:val="0"/>
           <w:i w:val="1"/>
+          <w:iCs w:val="1"/>
           <w:smallCaps w:val="0"/>
           <w:strike w:val="0"/>
           <w:color w:val="548dd4"/>
@@ -3639,7 +3852,9 @@
         <w:rPr>
           <w:rFonts w:ascii="Calibri" w:cs="Calibri" w:eastAsia="Calibri" w:hAnsi="Calibri"/>
           <w:b w:val="0"/>
+          <w:bCs w:val="0"/>
           <w:i w:val="0"/>
+          <w:iCs w:val="0"/>
           <w:smallCaps w:val="0"/>
           <w:strike w:val="0"/>
           <w:color w:val="000000"/>
@@ -3676,7 +3891,9 @@
         <w:rPr>
           <w:rFonts w:ascii="Calibri" w:cs="Calibri" w:eastAsia="Calibri" w:hAnsi="Calibri"/>
           <w:b w:val="0"/>
+          <w:bCs w:val="0"/>
           <w:i w:val="0"/>
+          <w:iCs w:val="0"/>
           <w:smallCaps w:val="0"/>
           <w:strike w:val="0"/>
           <w:color w:val="000000"/>
@@ -3713,7 +3930,9 @@
         <w:rPr>
           <w:rFonts w:ascii="Cambria" w:cs="Cambria" w:eastAsia="Cambria" w:hAnsi="Cambria"/>
           <w:b w:val="1"/>
+          <w:bCs w:val="1"/>
           <w:i w:val="0"/>
+          <w:iCs w:val="0"/>
           <w:smallCaps w:val="0"/>
           <w:strike w:val="0"/>
           <w:color w:val="4f81bd"/>
@@ -4866,12 +5085,12 @@
           <wp:extent cx="669290" cy="669290"/>
           <wp:effectExtent b="0" l="0" r="0" t="0"/>
           <wp:wrapSquare wrapText="bothSides" distB="0" distT="0" distL="114300" distR="114300"/>
-          <wp:docPr descr="psi-negro.png" id="85" name="image2.png"/>
+          <wp:docPr descr="psi-negro.png" id="84" name="image3.png"/>
           <a:graphic>
             <a:graphicData uri="http://schemas.openxmlformats.org/drawingml/2006/picture">
               <pic:pic>
                 <pic:nvPicPr>
-                  <pic:cNvPr descr="psi-negro.png" id="0" name="image2.png"/>
+                  <pic:cNvPr descr="psi-negro.png" id="0" name="image3.png"/>
                   <pic:cNvPicPr preferRelativeResize="0"/>
                 </pic:nvPicPr>
                 <pic:blipFill>
@@ -4911,7 +5130,7 @@
           <wp:extent cx="425450" cy="666750"/>
           <wp:effectExtent b="0" l="0" r="0" t="0"/>
           <wp:wrapSquare wrapText="bothSides" distB="0" distT="0" distL="114300" distR="114300"/>
-          <wp:docPr descr="UNPA.JPG" id="84" name="image1.jpg"/>
+          <wp:docPr descr="UNPA.JPG" id="83" name="image1.jpg"/>
           <a:graphic>
             <a:graphicData uri="http://schemas.openxmlformats.org/drawingml/2006/picture">
               <pic:pic>
@@ -5250,6 +5469,7 @@
     <w:rPr>
       <w:rFonts w:ascii="Cambria" w:cs="Cambria" w:eastAsia="Cambria" w:hAnsi="Cambria"/>
       <w:b w:val="1"/>
+      <w:bCs w:val="1"/>
       <w:color w:val="366091"/>
       <w:sz w:val="28"/>
       <w:szCs w:val="28"/>
@@ -5266,6 +5486,7 @@
     <w:rPr>
       <w:rFonts w:ascii="Cambria" w:cs="Cambria" w:eastAsia="Cambria" w:hAnsi="Cambria"/>
       <w:b w:val="1"/>
+      <w:bCs w:val="1"/>
       <w:color w:val="4f81bd"/>
       <w:sz w:val="26"/>
       <w:szCs w:val="26"/>
@@ -5282,6 +5503,7 @@
     <w:rPr>
       <w:rFonts w:ascii="Cambria" w:cs="Cambria" w:eastAsia="Cambria" w:hAnsi="Cambria"/>
       <w:b w:val="1"/>
+      <w:bCs w:val="1"/>
       <w:color w:val="4f81bd"/>
     </w:rPr>
   </w:style>
@@ -5296,7 +5518,9 @@
     <w:rPr>
       <w:rFonts w:ascii="Cambria" w:cs="Cambria" w:eastAsia="Cambria" w:hAnsi="Cambria"/>
       <w:b w:val="1"/>
+      <w:bCs w:val="1"/>
       <w:i w:val="1"/>
+      <w:iCs w:val="1"/>
       <w:color w:val="4f81bd"/>
     </w:rPr>
   </w:style>
@@ -5325,6 +5549,7 @@
     <w:rPr>
       <w:rFonts w:ascii="Times New Roman" w:cs="Times New Roman" w:eastAsia="Times New Roman" w:hAnsi="Times New Roman"/>
       <w:i w:val="1"/>
+      <w:iCs w:val="1"/>
     </w:rPr>
   </w:style>
   <w:style w:type="paragraph" w:styleId="Title">
@@ -6181,6 +6406,7 @@
     <w:rPr>
       <w:rFonts w:ascii="Georgia" w:cs="Georgia" w:eastAsia="Georgia" w:hAnsi="Georgia"/>
       <w:i w:val="1"/>
+      <w:iCs w:val="1"/>
       <w:color w:val="666666"/>
       <w:sz w:val="48"/>
       <w:szCs w:val="48"/>
